--- a/docs/entreprise/fiche-produit/Quantinvo-fiche-produit.docx
+++ b/docs/entreprise/fiche-produit/Quantinvo-fiche-produit.docx
@@ -257,7 +257,7 @@
         <w:pBdr>
           <w:bottom w:val="single" w:color="E3E6EE" w:sz="4" w:space="4"/>
         </w:pBdr>
-        <w:spacing w:after="90" w:before="200"/>
+        <w:spacing w:after="80" w:before="160"/>
       </w:pPr>
       <w:r>
         <w:rPr>
@@ -484,7 +484,7 @@
     </w:tbl>
     <w:p>
       <w:pPr>
-        <w:spacing w:after="200"/>
+        <w:spacing w:after="120"/>
       </w:pPr>
       <w:r>
         <w:rPr>
@@ -498,7 +498,7 @@
     </w:p>
     <w:tbl>
       <w:tblPr>
-        <w:tblW w:type="dxa" w:w="10203"/>
+        <w:tblW w:type="dxa" w:w="10200"/>
         <w:tblBorders>
           <w:top w:val="none" w:color="FFFFFF" w:sz="0"/>
           <w:left w:val="none" w:color="FFFFFF" w:sz="0"/>
@@ -509,14 +509,16 @@
         </w:tblBorders>
       </w:tblPr>
       <w:tblGrid>
-        <w:gridCol w:w="3401"/>
-        <w:gridCol w:w="3401"/>
-        <w:gridCol w:w="3401"/>
+        <w:gridCol w:w="2040"/>
+        <w:gridCol w:w="2040"/>
+        <w:gridCol w:w="2040"/>
+        <w:gridCol w:w="2040"/>
+        <w:gridCol w:w="2040"/>
       </w:tblGrid>
       <w:tr>
         <w:tc>
           <w:tcPr>
-            <w:tcW w:type="dxa" w:w="3401"/>
+            <w:tcW w:type="dxa" w:w="2040"/>
             <w:tcMar>
               <w:top w:type="dxa" w:w="0"/>
               <w:left w:type="dxa" w:w="0"/>
@@ -533,7 +535,7 @@
             <w:r>
               <w:drawing>
                 <wp:inline distT="0" distB="0" distL="0" distR="0">
-                  <wp:extent cx="1160981" cy="2451561"/>
+                  <wp:extent cx="836987" cy="1768472"/>
                   <wp:effectExtent t="0" r="0" b="0" l="0"/>
                   <wp:docPr id="1" name="" descr="" title=""/>
                   <wp:cNvGraphicFramePr>
@@ -558,7 +560,7 @@
                         <pic:spPr bwMode="auto">
                           <a:xfrm>
                             <a:off x="0" y="0"/>
-                            <a:ext cx="1160981" cy="2451561"/>
+                            <a:ext cx="836987" cy="1768472"/>
                           </a:xfrm>
                           <a:prstGeom prst="rect">
                             <a:avLst/>
@@ -583,13 +585,13 @@
                 <w:sz w:val="14"/>
                 <w:szCs w:val="14"/>
               </w:rPr>
-              <w:t xml:space="preserve">Les inventaires du magasin</w:t>
-            </w:r>
-          </w:p>
-        </w:tc>
-        <w:tc>
-          <w:tcPr>
-            <w:tcW w:type="dxa" w:w="3401"/>
+              <w:t xml:space="preserve">Les inventaires</w:t>
+            </w:r>
+          </w:p>
+        </w:tc>
+        <w:tc>
+          <w:tcPr>
+            <w:tcW w:type="dxa" w:w="2040"/>
             <w:tcMar>
               <w:top w:type="dxa" w:w="0"/>
               <w:left w:type="dxa" w:w="0"/>
@@ -606,7 +608,7 @@
             <w:r>
               <w:drawing>
                 <wp:inline distT="0" distB="0" distL="0" distR="0">
-                  <wp:extent cx="1160981" cy="2451561"/>
+                  <wp:extent cx="836987" cy="1768472"/>
                   <wp:effectExtent t="0" r="0" b="0" l="0"/>
                   <wp:docPr id="1" name="" descr="" title=""/>
                   <wp:cNvGraphicFramePr>
@@ -631,7 +633,7 @@
                         <pic:spPr bwMode="auto">
                           <a:xfrm>
                             <a:off x="0" y="0"/>
-                            <a:ext cx="1160981" cy="2451561"/>
+                            <a:ext cx="836987" cy="1768472"/>
                           </a:xfrm>
                           <a:prstGeom prst="rect">
                             <a:avLst/>
@@ -656,13 +658,13 @@
                 <w:sz w:val="14"/>
                 <w:szCs w:val="14"/>
               </w:rPr>
-              <w:t xml:space="preserve">Le suivi d’un inventaire</w:t>
-            </w:r>
-          </w:p>
-        </w:tc>
-        <w:tc>
-          <w:tcPr>
-            <w:tcW w:type="dxa" w:w="3401"/>
+              <w:t xml:space="preserve">Le suivi</w:t>
+            </w:r>
+          </w:p>
+        </w:tc>
+        <w:tc>
+          <w:tcPr>
+            <w:tcW w:type="dxa" w:w="2040"/>
             <w:tcMar>
               <w:top w:type="dxa" w:w="0"/>
               <w:left w:type="dxa" w:w="0"/>
@@ -679,7 +681,7 @@
             <w:r>
               <w:drawing>
                 <wp:inline distT="0" distB="0" distL="0" distR="0">
-                  <wp:extent cx="1160981" cy="2451561"/>
+                  <wp:extent cx="836987" cy="1768472"/>
                   <wp:effectExtent t="0" r="0" b="0" l="0"/>
                   <wp:docPr id="1" name="" descr="" title=""/>
                   <wp:cNvGraphicFramePr>
@@ -704,7 +706,7 @@
                         <pic:spPr bwMode="auto">
                           <a:xfrm>
                             <a:off x="0" y="0"/>
-                            <a:ext cx="1160981" cy="2451561"/>
+                            <a:ext cx="836987" cy="1768472"/>
                           </a:xfrm>
                           <a:prstGeom prst="rect">
                             <a:avLst/>
@@ -729,7 +731,153 @@
                 <w:sz w:val="14"/>
                 <w:szCs w:val="14"/>
               </w:rPr>
-              <w:t xml:space="preserve">Les emplacements et leurs balises</w:t>
+              <w:t xml:space="preserve">Zones et balises</w:t>
+            </w:r>
+          </w:p>
+        </w:tc>
+        <w:tc>
+          <w:tcPr>
+            <w:tcW w:type="dxa" w:w="2040"/>
+            <w:tcMar>
+              <w:top w:type="dxa" w:w="0"/>
+              <w:left w:type="dxa" w:w="0"/>
+              <w:bottom w:type="dxa" w:w="0"/>
+              <w:right w:type="dxa" w:w="0"/>
+            </w:tcMar>
+            <w:vAlign w:val="top"/>
+          </w:tcPr>
+          <w:p>
+            <w:pPr>
+              <w:spacing w:after="70"/>
+              <w:jc w:val="center"/>
+            </w:pPr>
+            <w:r>
+              <w:drawing>
+                <wp:inline distT="0" distB="0" distL="0" distR="0">
+                  <wp:extent cx="836987" cy="1768472"/>
+                  <wp:effectExtent t="0" r="0" b="0" l="0"/>
+                  <wp:docPr id="1" name="" descr="" title=""/>
+                  <wp:cNvGraphicFramePr>
+                    <a:graphicFrameLocks xmlns:a="http://schemas.openxmlformats.org/drawingml/2006/main" noChangeAspect="1"/>
+                  </wp:cNvGraphicFramePr>
+                  <a:graphic xmlns:a="http://schemas.openxmlformats.org/drawingml/2006/main">
+                    <a:graphicData uri="http://schemas.openxmlformats.org/drawingml/2006/picture">
+                      <pic:pic xmlns:pic="http://schemas.openxmlformats.org/drawingml/2006/picture">
+                        <pic:nvPicPr>
+                          <pic:cNvPr id="0" name="" descr=""/>
+                          <pic:cNvPicPr>
+                            <a:picLocks noChangeAspect="1" noChangeArrowheads="1"/>
+                          </pic:cNvPicPr>
+                        </pic:nvPicPr>
+                        <pic:blipFill>
+                          <a:blip r:embed="rId11" cstate="none"/>
+                          <a:srcRect/>
+                          <a:stretch>
+                            <a:fillRect/>
+                          </a:stretch>
+                        </pic:blipFill>
+                        <pic:spPr bwMode="auto">
+                          <a:xfrm>
+                            <a:off x="0" y="0"/>
+                            <a:ext cx="836987" cy="1768472"/>
+                          </a:xfrm>
+                          <a:prstGeom prst="rect">
+                            <a:avLst/>
+                          </a:prstGeom>
+                        </pic:spPr>
+                      </pic:pic>
+                    </a:graphicData>
+                  </a:graphic>
+                </wp:inline>
+              </w:drawing>
+            </w:r>
+          </w:p>
+          <w:p>
+            <w:pPr>
+              <w:spacing w:after="0"/>
+              <w:jc w:val="center"/>
+            </w:pPr>
+            <w:r>
+              <w:rPr>
+                <w:rFonts w:ascii="Arial" w:cs="Arial" w:eastAsia="Arial" w:hAnsi="Arial"/>
+                <w:color w:val="5B6475"/>
+                <w:sz w:val="14"/>
+                <w:szCs w:val="14"/>
+              </w:rPr>
+              <w:t xml:space="preserve">Écarts d’audit</w:t>
+            </w:r>
+          </w:p>
+        </w:tc>
+        <w:tc>
+          <w:tcPr>
+            <w:tcW w:type="dxa" w:w="2040"/>
+            <w:tcMar>
+              <w:top w:type="dxa" w:w="0"/>
+              <w:left w:type="dxa" w:w="0"/>
+              <w:bottom w:type="dxa" w:w="0"/>
+              <w:right w:type="dxa" w:w="0"/>
+            </w:tcMar>
+            <w:vAlign w:val="top"/>
+          </w:tcPr>
+          <w:p>
+            <w:pPr>
+              <w:spacing w:after="70"/>
+              <w:jc w:val="center"/>
+            </w:pPr>
+            <w:r>
+              <w:drawing>
+                <wp:inline distT="0" distB="0" distL="0" distR="0">
+                  <wp:extent cx="836987" cy="1768472"/>
+                  <wp:effectExtent t="0" r="0" b="0" l="0"/>
+                  <wp:docPr id="1" name="" descr="" title=""/>
+                  <wp:cNvGraphicFramePr>
+                    <a:graphicFrameLocks xmlns:a="http://schemas.openxmlformats.org/drawingml/2006/main" noChangeAspect="1"/>
+                  </wp:cNvGraphicFramePr>
+                  <a:graphic xmlns:a="http://schemas.openxmlformats.org/drawingml/2006/main">
+                    <a:graphicData uri="http://schemas.openxmlformats.org/drawingml/2006/picture">
+                      <pic:pic xmlns:pic="http://schemas.openxmlformats.org/drawingml/2006/picture">
+                        <pic:nvPicPr>
+                          <pic:cNvPr id="0" name="" descr=""/>
+                          <pic:cNvPicPr>
+                            <a:picLocks noChangeAspect="1" noChangeArrowheads="1"/>
+                          </pic:cNvPicPr>
+                        </pic:nvPicPr>
+                        <pic:blipFill>
+                          <a:blip r:embed="rId12" cstate="none"/>
+                          <a:srcRect/>
+                          <a:stretch>
+                            <a:fillRect/>
+                          </a:stretch>
+                        </pic:blipFill>
+                        <pic:spPr bwMode="auto">
+                          <a:xfrm>
+                            <a:off x="0" y="0"/>
+                            <a:ext cx="836987" cy="1768472"/>
+                          </a:xfrm>
+                          <a:prstGeom prst="rect">
+                            <a:avLst/>
+                          </a:prstGeom>
+                        </pic:spPr>
+                      </pic:pic>
+                    </a:graphicData>
+                  </a:graphic>
+                </wp:inline>
+              </w:drawing>
+            </w:r>
+          </w:p>
+          <w:p>
+            <w:pPr>
+              <w:spacing w:after="0"/>
+              <w:jc w:val="center"/>
+            </w:pPr>
+            <w:r>
+              <w:rPr>
+                <w:rFonts w:ascii="Arial" w:cs="Arial" w:eastAsia="Arial" w:hAnsi="Arial"/>
+                <w:color w:val="5B6475"/>
+                <w:sz w:val="14"/>
+                <w:szCs w:val="14"/>
+              </w:rPr>
+              <w:t xml:space="preserve">Rapport et écarts</w:t>
             </w:r>
           </w:p>
         </w:tc>
@@ -737,7 +885,251 @@
     </w:tbl>
     <w:p>
       <w:pPr>
-        <w:spacing w:after="200"/>
+        <w:spacing w:after="90"/>
+      </w:pPr>
+      <w:r>
+        <w:rPr>
+          <w:rFonts w:ascii="Arial" w:cs="Arial" w:eastAsia="Arial" w:hAnsi="Arial"/>
+          <w:color w:val="3D4556"/>
+          <w:sz w:val="17"/>
+          <w:szCs w:val="17"/>
+        </w:rPr>
+        <w:t xml:space="preserve"/>
+      </w:r>
+    </w:p>
+    <w:p>
+      <w:pPr>
+        <w:pBdr>
+          <w:bottom w:val="single" w:color="E3E6EE" w:sz="4" w:space="4"/>
+        </w:pBdr>
+        <w:spacing w:after="80" w:before="160"/>
+      </w:pPr>
+      <w:r>
+        <w:rPr>
+          <w:rFonts w:ascii="Arial" w:cs="Arial" w:eastAsia="Arial" w:hAnsi="Arial"/>
+          <w:b/>
+          <w:bCs/>
+          <w:color w:val="4636B0"/>
+          <w:spacing w:val="24"/>
+          <w:sz w:val="15"/>
+          <w:szCs w:val="15"/>
+        </w:rPr>
+        <w:t xml:space="preserve">SÉCURITÉ ET CONFIDENTIALITÉ</w:t>
+      </w:r>
+    </w:p>
+    <w:tbl>
+      <w:tblPr>
+        <w:tblW w:type="dxa" w:w="10204"/>
+        <w:tblBorders>
+          <w:top w:val="none" w:color="FFFFFF" w:sz="0"/>
+          <w:left w:val="none" w:color="FFFFFF" w:sz="0"/>
+          <w:bottom w:val="none" w:color="FFFFFF" w:sz="0"/>
+          <w:right w:val="none" w:color="FFFFFF" w:sz="0"/>
+          <w:insideH w:val="none" w:color="FFFFFF" w:sz="0"/>
+          <w:insideV w:val="none" w:color="FFFFFF" w:sz="0"/>
+        </w:tblBorders>
+      </w:tblPr>
+      <w:tblGrid>
+        <w:gridCol w:w="4932"/>
+        <w:gridCol w:w="340"/>
+        <w:gridCol w:w="4932"/>
+      </w:tblGrid>
+      <w:tr>
+        <w:tc>
+          <w:tcPr>
+            <w:tcW w:type="dxa" w:w="4932"/>
+            <w:tcMar>
+              <w:top w:type="dxa" w:w="0"/>
+              <w:left w:type="dxa" w:w="0"/>
+              <w:bottom w:type="dxa" w:w="0"/>
+              <w:right w:type="dxa" w:w="170"/>
+            </w:tcMar>
+          </w:tcPr>
+          <w:p>
+            <w:pPr>
+              <w:spacing w:after="70" w:line="250"/>
+              <w:ind w:left="0" w:hanging="204"/>
+            </w:pPr>
+            <w:r>
+              <w:rPr>
+                <w:rFonts w:ascii="Arial" w:cs="Arial" w:eastAsia="Arial" w:hAnsi="Arial"/>
+                <w:b/>
+                <w:bCs/>
+                <w:color w:val="6366F1"/>
+                <w:sz w:val="17"/>
+                <w:szCs w:val="17"/>
+              </w:rPr>
+              <w:t xml:space="preserve">— </w:t>
+            </w:r>
+            <w:r>
+              <w:rPr>
+                <w:rFonts w:ascii="Arial" w:cs="Arial" w:eastAsia="Arial" w:hAnsi="Arial"/>
+                <w:color w:val="3D4556"/>
+                <w:sz w:val="17"/>
+                <w:szCs w:val="17"/>
+              </w:rPr>
+              <w:t xml:space="preserve">Double authentification (TOTP) sur l’application comme sur le site, activable par chaque compte.</w:t>
+            </w:r>
+          </w:p>
+          <w:p>
+            <w:pPr>
+              <w:spacing w:after="70" w:line="250"/>
+              <w:ind w:left="0" w:hanging="204"/>
+            </w:pPr>
+            <w:r>
+              <w:rPr>
+                <w:rFonts w:ascii="Arial" w:cs="Arial" w:eastAsia="Arial" w:hAnsi="Arial"/>
+                <w:b/>
+                <w:bCs/>
+                <w:color w:val="6366F1"/>
+                <w:sz w:val="17"/>
+                <w:szCs w:val="17"/>
+              </w:rPr>
+              <w:t xml:space="preserve">— </w:t>
+            </w:r>
+            <w:r>
+              <w:rPr>
+                <w:rFonts w:ascii="Arial" w:cs="Arial" w:eastAsia="Arial" w:hAnsi="Arial"/>
+                <w:color w:val="3D4556"/>
+                <w:sz w:val="17"/>
+                <w:szCs w:val="17"/>
+              </w:rPr>
+              <w:t xml:space="preserve">Chaque compte ne voit que son entreprise, et un compteur que ses propres comptages : le cloisonnement est appliqué en base, pas seulement à l’écran.</w:t>
+            </w:r>
+          </w:p>
+          <w:p>
+            <w:pPr>
+              <w:spacing w:after="70" w:line="250"/>
+              <w:ind w:left="0" w:hanging="204"/>
+            </w:pPr>
+            <w:r>
+              <w:rPr>
+                <w:rFonts w:ascii="Arial" w:cs="Arial" w:eastAsia="Arial" w:hAnsi="Arial"/>
+                <w:b/>
+                <w:bCs/>
+                <w:color w:val="6366F1"/>
+                <w:sz w:val="17"/>
+                <w:szCs w:val="17"/>
+              </w:rPr>
+              <w:t xml:space="preserve">— </w:t>
+            </w:r>
+            <w:r>
+              <w:rPr>
+                <w:rFonts w:ascii="Arial" w:cs="Arial" w:eastAsia="Arial" w:hAnsi="Arial"/>
+                <w:color w:val="3D4556"/>
+                <w:sz w:val="17"/>
+                <w:szCs w:val="17"/>
+              </w:rPr>
+              <w:t xml:space="preserve">Personne ne s’inscrit seul. Les accès sont ouverts par l’administrateur de l’entreprise.</w:t>
+            </w:r>
+          </w:p>
+        </w:tc>
+        <w:tc>
+          <w:tcPr>
+            <w:tcW w:type="dxa" w:w="340"/>
+            <w:tcMar>
+              <w:top w:type="dxa" w:w="0"/>
+              <w:left w:type="dxa" w:w="0"/>
+              <w:bottom w:type="dxa" w:w="0"/>
+              <w:right w:type="dxa" w:w="0"/>
+            </w:tcMar>
+          </w:tcPr>
+          <w:p/>
+        </w:tc>
+        <w:tc>
+          <w:tcPr>
+            <w:tcW w:type="dxa" w:w="4932"/>
+            <w:tcMar>
+              <w:top w:type="dxa" w:w="0"/>
+              <w:left w:type="dxa" w:w="0"/>
+              <w:bottom w:type="dxa" w:w="0"/>
+              <w:right w:type="dxa" w:w="0"/>
+            </w:tcMar>
+          </w:tcPr>
+          <w:p>
+            <w:pPr>
+              <w:spacing w:after="70" w:line="250"/>
+              <w:ind w:left="0" w:hanging="204"/>
+            </w:pPr>
+            <w:r>
+              <w:rPr>
+                <w:rFonts w:ascii="Arial" w:cs="Arial" w:eastAsia="Arial" w:hAnsi="Arial"/>
+                <w:b/>
+                <w:bCs/>
+                <w:color w:val="6366F1"/>
+                <w:sz w:val="17"/>
+                <w:szCs w:val="17"/>
+              </w:rPr>
+              <w:t xml:space="preserve">— </w:t>
+            </w:r>
+            <w:r>
+              <w:rPr>
+                <w:rFonts w:ascii="Arial" w:cs="Arial" w:eastAsia="Arial" w:hAnsi="Arial"/>
+                <w:color w:val="3D4556"/>
+                <w:sz w:val="17"/>
+                <w:szCs w:val="17"/>
+              </w:rPr>
+              <w:t xml:space="preserve">Mot de passe de 12 caractères au minimum, et refus de ceux qui figurent dans les fuites connues.</w:t>
+            </w:r>
+          </w:p>
+          <w:p>
+            <w:pPr>
+              <w:spacing w:after="70" w:line="250"/>
+              <w:ind w:left="0" w:hanging="204"/>
+            </w:pPr>
+            <w:r>
+              <w:rPr>
+                <w:rFonts w:ascii="Arial" w:cs="Arial" w:eastAsia="Arial" w:hAnsi="Arial"/>
+                <w:b/>
+                <w:bCs/>
+                <w:color w:val="6366F1"/>
+                <w:sz w:val="17"/>
+                <w:szCs w:val="17"/>
+              </w:rPr>
+              <w:t xml:space="preserve">— </w:t>
+            </w:r>
+            <w:r>
+              <w:rPr>
+                <w:rFonts w:ascii="Arial" w:cs="Arial" w:eastAsia="Arial" w:hAnsi="Arial"/>
+                <w:color w:val="3D4556"/>
+                <w:sz w:val="17"/>
+                <w:szCs w:val="17"/>
+              </w:rPr>
+              <w:t xml:space="preserve">Le jeton de session vit dans le trousseau du téléphone, chiffré par le système. Une session inutilisée expire au bout de 30 jours.</w:t>
+            </w:r>
+          </w:p>
+          <w:p>
+            <w:pPr>
+              <w:spacing w:after="70" w:line="250"/>
+              <w:ind w:left="0" w:hanging="204"/>
+            </w:pPr>
+            <w:r>
+              <w:rPr>
+                <w:rFonts w:ascii="Arial" w:cs="Arial" w:eastAsia="Arial" w:hAnsi="Arial"/>
+                <w:b/>
+                <w:bCs/>
+                <w:color w:val="6366F1"/>
+                <w:sz w:val="17"/>
+                <w:szCs w:val="17"/>
+              </w:rPr>
+              <w:t xml:space="preserve">— </w:t>
+            </w:r>
+            <w:r>
+              <w:rPr>
+                <w:rFonts w:ascii="Arial" w:cs="Arial" w:eastAsia="Arial" w:hAnsi="Arial"/>
+                <w:color w:val="3D4556"/>
+                <w:sz w:val="17"/>
+                <w:szCs w:val="17"/>
+              </w:rPr>
+              <w:t xml:space="preserve">Données hébergées dans l’Union européenne. Aucun traceur, aucune mesure d’audience.</w:t>
+            </w:r>
+          </w:p>
+        </w:tc>
+      </w:tr>
+    </w:tbl>
+    <w:p>
+      <w:pPr>
+        <w:spacing w:after="100"/>
       </w:pPr>
       <w:r>
         <w:rPr>
@@ -783,7 +1175,7 @@
               <w:pBdr>
                 <w:bottom w:val="single" w:color="E3E6EE" w:sz="4" w:space="4"/>
               </w:pBdr>
-              <w:spacing w:after="90" w:before="200"/>
+              <w:spacing w:after="80" w:before="160"/>
             </w:pPr>
             <w:r>
               <w:rPr>
@@ -870,32 +1262,7 @@
                 <w:sz w:val="16"/>
                 <w:szCs w:val="16"/>
               </w:rPr>
-              <w:t xml:space="preserve">français. Orientation portrait.</w:t>
-            </w:r>
-          </w:p>
-          <w:p>
-            <w:pPr>
-              <w:spacing w:after="55" w:line="240"/>
-            </w:pPr>
-            <w:r>
-              <w:rPr>
-                <w:rFonts w:ascii="Arial" w:cs="Arial" w:eastAsia="Arial" w:hAnsi="Arial"/>
-                <w:b/>
-                <w:bCs/>
-                <w:color w:val="0B0F19"/>
-                <w:sz w:val="16"/>
-                <w:szCs w:val="16"/>
-              </w:rPr>
-              <w:t xml:space="preserve">Thème  </w:t>
-            </w:r>
-            <w:r>
-              <w:rPr>
-                <w:rFonts w:ascii="Arial" w:cs="Arial" w:eastAsia="Arial" w:hAnsi="Arial"/>
-                <w:color w:val="3D4556"/>
-                <w:sz w:val="16"/>
-                <w:szCs w:val="16"/>
-              </w:rPr>
-              <w:t xml:space="preserve">clair et sombre, selon le réglage du téléphone.</w:t>
+              <w:t xml:space="preserve">français. Portrait, thèmes clair et sombre.</w:t>
             </w:r>
           </w:p>
           <w:p>
@@ -977,7 +1344,7 @@
               <w:pBdr>
                 <w:bottom w:val="single" w:color="E3E6EE" w:sz="4" w:space="4"/>
               </w:pBdr>
-              <w:spacing w:after="90" w:before="200"/>
+              <w:spacing w:after="80" w:before="160"/>
             </w:pPr>
             <w:r>
               <w:rPr>
@@ -1200,7 +1567,7 @@
         <w:pBdr>
           <w:bottom w:val="single" w:color="E3E6EE" w:sz="4" w:space="4"/>
         </w:pBdr>
-        <w:spacing w:after="90" w:before="200"/>
+        <w:spacing w:after="80" w:before="160"/>
       </w:pPr>
       <w:r>
         <w:rPr>
@@ -1331,7 +1698,7 @@
     </w:tbl>
     <w:p>
       <w:pPr>
-        <w:spacing w:after="0" w:before="100"/>
+        <w:spacing w:after="0" w:before="80"/>
       </w:pPr>
       <w:r>
         <w:rPr>
@@ -1348,9 +1715,9 @@
     <w:p>
       <w:pPr>
         <w:pBdr>
-          <w:top w:val="single" w:color="E3E6EE" w:sz="4" w:space="6"/>
+          <w:top w:val="single" w:color="E3E6EE" w:sz="4" w:space="5"/>
         </w:pBdr>
-        <w:spacing w:after="0" w:before="260"/>
+        <w:spacing w:after="0" w:before="130"/>
       </w:pPr>
       <w:r>
         <w:rPr>
@@ -1364,7 +1731,7 @@
     </w:p>
     <w:sectPr>
       <w:pgSz w:w="11906" w:h="16838" w:orient="portrait"/>
-      <w:pgMar w:top="793" w:right="850" w:bottom="680" w:left="850" w:header="708" w:footer="708" w:gutter="0"/>
+      <w:pgMar w:top="680" w:right="850" w:bottom="566" w:left="850" w:header="708" w:footer="708" w:gutter="0"/>
       <w:pgNumType/>
       <w:docGrid w:linePitch="360"/>
     </w:sectPr>

--- a/docs/entreprise/fiche-produit/Quantinvo-fiche-produit.docx
+++ b/docs/entreprise/fiche-produit/Quantinvo-fiche-produit.docx
@@ -1531,7 +1531,7 @@
                 <w:sz w:val="16"/>
                 <w:szCs w:val="16"/>
               </w:rPr>
-              <w:t xml:space="preserve">devkaylab.github.io/Inventaire/privacy.html</w:t>
+              <w:t xml:space="preserve">www.quantinvo.com/confidentialite</w:t>
             </w:r>
           </w:p>
           <w:p>

--- a/docs/entreprise/fiche-produit/Quantinvo-fiche-produit.docx
+++ b/docs/entreprise/fiche-produit/Quantinvo-fiche-produit.docx
@@ -16,8 +16,8 @@
       </w:tblPr>
       <w:tblGrid>
         <w:gridCol w:w="623"/>
-        <w:gridCol w:w="3401"/>
-        <w:gridCol w:w="6179"/>
+        <w:gridCol w:w="4081"/>
+        <w:gridCol w:w="5499"/>
       </w:tblGrid>
       <w:tr>
         <w:tc>
@@ -79,7 +79,7 @@
         </w:tc>
         <w:tc>
           <w:tcPr>
-            <w:tcW w:type="dxa" w:w="3401"/>
+            <w:tcW w:type="dxa" w:w="4081"/>
             <w:tcMar>
               <w:top w:type="dxa" w:w="0"/>
               <w:left w:type="dxa" w:w="141"/>
@@ -90,24 +90,38 @@
           </w:tcPr>
           <w:p>
             <w:pPr>
-              <w:spacing w:after="0"/>
-            </w:pPr>
-            <w:r>
-              <w:rPr>
-                <w:rFonts w:ascii="Arial" w:cs="Arial" w:eastAsia="Arial" w:hAnsi="Arial"/>
-                <w:b/>
-                <w:bCs/>
-                <w:color w:val="0B0F19"/>
+              <w:spacing w:after="20"/>
+            </w:pPr>
+            <w:r>
+              <w:rPr>
+                <w:rFonts w:ascii="Arial" w:cs="Arial" w:eastAsia="Arial" w:hAnsi="Arial"/>
+                <w:b/>
+                <w:bCs/>
+                <w:color w:val="14181A"/>
                 <w:sz w:val="30"/>
                 <w:szCs w:val="30"/>
               </w:rPr>
               <w:t xml:space="preserve">Quantinvo</w:t>
+            </w:r>
+          </w:p>
+          <w:p>
+            <w:pPr>
+              <w:spacing w:after="0"/>
+            </w:pPr>
+            <w:r>
+              <w:rPr>
+                <w:rFonts w:ascii="Arial" w:cs="Arial" w:eastAsia="Arial" w:hAnsi="Arial"/>
+                <w:color w:val="575F5C"/>
+                <w:sz w:val="14"/>
+                <w:szCs w:val="14"/>
+              </w:rPr>
+              <w:t xml:space="preserve">La fiabilisation du stock au quotidien</w:t>
             </w:r>
           </w:p>
         </w:tc>
         <w:tc>
           <w:tcPr>
-            <w:tcW w:type="dxa" w:w="6179"/>
+            <w:tcW w:type="dxa" w:w="5499"/>
             <w:tcMar>
               <w:top w:type="dxa" w:w="0"/>
               <w:left w:type="dxa" w:w="0"/>
@@ -124,7 +138,7 @@
             <w:r>
               <w:rPr>
                 <w:rFonts w:ascii="Arial" w:cs="Arial" w:eastAsia="Arial" w:hAnsi="Arial"/>
-                <w:color w:val="5B6475"/>
+                <w:color w:val="575F5C"/>
                 <w:sz w:val="16"/>
                 <w:szCs w:val="16"/>
               </w:rPr>
@@ -137,7 +151,7 @@
     <w:p>
       <w:pPr>
         <w:pBdr>
-          <w:bottom w:val="single" w:color="38C9FF" w:sz="12" w:space="1"/>
+          <w:bottom w:val="single" w:color="14181A" w:sz="8" w:space="1"/>
         </w:pBdr>
         <w:spacing w:after="260" w:before="90"/>
       </w:pPr>
@@ -159,7 +173,7 @@
           <w:rFonts w:ascii="Arial" w:cs="Arial" w:eastAsia="Arial" w:hAnsi="Arial"/>
           <w:b/>
           <w:bCs/>
-          <w:color w:val="4636B0"/>
+          <w:color w:val="14181A"/>
           <w:sz w:val="30"/>
           <w:szCs w:val="30"/>
         </w:rPr>
@@ -200,7 +214,7 @@
             <w:r>
               <w:rPr>
                 <w:rFonts w:ascii="Arial" w:cs="Arial" w:eastAsia="Arial" w:hAnsi="Arial"/>
-                <w:color w:val="3D4556"/>
+                <w:color w:val="3A423F"/>
                 <w:sz w:val="18"/>
                 <w:szCs w:val="18"/>
               </w:rPr>
@@ -211,7 +225,7 @@
         <w:tc>
           <w:tcPr>
             <w:tcW w:type="dxa" w:w="3628"/>
-            <w:shd w:fill="EEEEFC" w:color="auto" w:val="clear"/>
+            <w:shd w:fill="E7EDE9" w:color="auto" w:val="clear"/>
             <w:tcMar>
               <w:top w:type="dxa" w:w="136"/>
               <w:left w:type="dxa" w:w="192"/>
@@ -228,7 +242,7 @@
                 <w:rFonts w:ascii="Arial" w:cs="Arial" w:eastAsia="Arial" w:hAnsi="Arial"/>
                 <w:b/>
                 <w:bCs/>
-                <w:color w:val="4636B0"/>
+                <w:color w:val="14181A"/>
                 <w:sz w:val="17"/>
                 <w:szCs w:val="17"/>
               </w:rPr>
@@ -242,7 +256,7 @@
             <w:r>
               <w:rPr>
                 <w:rFonts w:ascii="Arial" w:cs="Arial" w:eastAsia="Arial" w:hAnsi="Arial"/>
-                <w:color w:val="3D4556"/>
+                <w:color w:val="3A423F"/>
                 <w:sz w:val="16"/>
                 <w:szCs w:val="16"/>
               </w:rPr>
@@ -255,7 +269,7 @@
     <w:p>
       <w:pPr>
         <w:pBdr>
-          <w:bottom w:val="single" w:color="E3E6EE" w:sz="4" w:space="4"/>
+          <w:bottom w:val="single" w:color="E2E5E1" w:sz="4" w:space="4"/>
         </w:pBdr>
         <w:spacing w:after="80" w:before="160"/>
       </w:pPr>
@@ -264,7 +278,7 @@
           <w:rFonts w:ascii="Arial" w:cs="Arial" w:eastAsia="Arial" w:hAnsi="Arial"/>
           <w:b/>
           <w:bCs/>
-          <w:color w:val="4636B0"/>
+          <w:color w:val="14181A"/>
           <w:spacing w:val="24"/>
           <w:sz w:val="15"/>
           <w:szCs w:val="15"/>
@@ -310,7 +324,7 @@
                 <w:rFonts w:ascii="Arial" w:cs="Arial" w:eastAsia="Arial" w:hAnsi="Arial"/>
                 <w:b/>
                 <w:bCs/>
-                <w:color w:val="6366F1"/>
+                <w:color w:val="1E4D3B"/>
                 <w:sz w:val="17"/>
                 <w:szCs w:val="17"/>
               </w:rPr>
@@ -319,7 +333,7 @@
             <w:r>
               <w:rPr>
                 <w:rFonts w:ascii="Arial" w:cs="Arial" w:eastAsia="Arial" w:hAnsi="Arial"/>
-                <w:color w:val="3D4556"/>
+                <w:color w:val="3A423F"/>
                 <w:sz w:val="17"/>
                 <w:szCs w:val="17"/>
               </w:rPr>
@@ -336,7 +350,7 @@
                 <w:rFonts w:ascii="Arial" w:cs="Arial" w:eastAsia="Arial" w:hAnsi="Arial"/>
                 <w:b/>
                 <w:bCs/>
-                <w:color w:val="6366F1"/>
+                <w:color w:val="1E4D3B"/>
                 <w:sz w:val="17"/>
                 <w:szCs w:val="17"/>
               </w:rPr>
@@ -345,7 +359,7 @@
             <w:r>
               <w:rPr>
                 <w:rFonts w:ascii="Arial" w:cs="Arial" w:eastAsia="Arial" w:hAnsi="Arial"/>
-                <w:color w:val="3D4556"/>
+                <w:color w:val="3A423F"/>
                 <w:sz w:val="17"/>
                 <w:szCs w:val="17"/>
               </w:rPr>
@@ -362,7 +376,7 @@
                 <w:rFonts w:ascii="Arial" w:cs="Arial" w:eastAsia="Arial" w:hAnsi="Arial"/>
                 <w:b/>
                 <w:bCs/>
-                <w:color w:val="6366F1"/>
+                <w:color w:val="1E4D3B"/>
                 <w:sz w:val="17"/>
                 <w:szCs w:val="17"/>
               </w:rPr>
@@ -371,7 +385,7 @@
             <w:r>
               <w:rPr>
                 <w:rFonts w:ascii="Arial" w:cs="Arial" w:eastAsia="Arial" w:hAnsi="Arial"/>
-                <w:color w:val="3D4556"/>
+                <w:color w:val="3A423F"/>
                 <w:sz w:val="17"/>
                 <w:szCs w:val="17"/>
               </w:rPr>
@@ -411,7 +425,7 @@
                 <w:rFonts w:ascii="Arial" w:cs="Arial" w:eastAsia="Arial" w:hAnsi="Arial"/>
                 <w:b/>
                 <w:bCs/>
-                <w:color w:val="6366F1"/>
+                <w:color w:val="1E4D3B"/>
                 <w:sz w:val="17"/>
                 <w:szCs w:val="17"/>
               </w:rPr>
@@ -420,7 +434,7 @@
             <w:r>
               <w:rPr>
                 <w:rFonts w:ascii="Arial" w:cs="Arial" w:eastAsia="Arial" w:hAnsi="Arial"/>
-                <w:color w:val="3D4556"/>
+                <w:color w:val="3A423F"/>
                 <w:sz w:val="17"/>
                 <w:szCs w:val="17"/>
               </w:rPr>
@@ -437,7 +451,7 @@
                 <w:rFonts w:ascii="Arial" w:cs="Arial" w:eastAsia="Arial" w:hAnsi="Arial"/>
                 <w:b/>
                 <w:bCs/>
-                <w:color w:val="6366F1"/>
+                <w:color w:val="1E4D3B"/>
                 <w:sz w:val="17"/>
                 <w:szCs w:val="17"/>
               </w:rPr>
@@ -446,7 +460,7 @@
             <w:r>
               <w:rPr>
                 <w:rFonts w:ascii="Arial" w:cs="Arial" w:eastAsia="Arial" w:hAnsi="Arial"/>
-                <w:color w:val="3D4556"/>
+                <w:color w:val="3A423F"/>
                 <w:sz w:val="17"/>
                 <w:szCs w:val="17"/>
               </w:rPr>
@@ -463,7 +477,7 @@
                 <w:rFonts w:ascii="Arial" w:cs="Arial" w:eastAsia="Arial" w:hAnsi="Arial"/>
                 <w:b/>
                 <w:bCs/>
-                <w:color w:val="6366F1"/>
+                <w:color w:val="1E4D3B"/>
                 <w:sz w:val="17"/>
                 <w:szCs w:val="17"/>
               </w:rPr>
@@ -472,7 +486,7 @@
             <w:r>
               <w:rPr>
                 <w:rFonts w:ascii="Arial" w:cs="Arial" w:eastAsia="Arial" w:hAnsi="Arial"/>
-                <w:color w:val="3D4556"/>
+                <w:color w:val="3A423F"/>
                 <w:sz w:val="17"/>
                 <w:szCs w:val="17"/>
               </w:rPr>
@@ -489,7 +503,7 @@
       <w:r>
         <w:rPr>
           <w:rFonts w:ascii="Arial" w:cs="Arial" w:eastAsia="Arial" w:hAnsi="Arial"/>
-          <w:color w:val="3D4556"/>
+          <w:color w:val="3A423F"/>
           <w:sz w:val="17"/>
           <w:szCs w:val="17"/>
         </w:rPr>
@@ -581,7 +595,7 @@
             <w:r>
               <w:rPr>
                 <w:rFonts w:ascii="Arial" w:cs="Arial" w:eastAsia="Arial" w:hAnsi="Arial"/>
-                <w:color w:val="5B6475"/>
+                <w:color w:val="575F5C"/>
                 <w:sz w:val="14"/>
                 <w:szCs w:val="14"/>
               </w:rPr>
@@ -654,7 +668,7 @@
             <w:r>
               <w:rPr>
                 <w:rFonts w:ascii="Arial" w:cs="Arial" w:eastAsia="Arial" w:hAnsi="Arial"/>
-                <w:color w:val="5B6475"/>
+                <w:color w:val="575F5C"/>
                 <w:sz w:val="14"/>
                 <w:szCs w:val="14"/>
               </w:rPr>
@@ -727,7 +741,7 @@
             <w:r>
               <w:rPr>
                 <w:rFonts w:ascii="Arial" w:cs="Arial" w:eastAsia="Arial" w:hAnsi="Arial"/>
-                <w:color w:val="5B6475"/>
+                <w:color w:val="575F5C"/>
                 <w:sz w:val="14"/>
                 <w:szCs w:val="14"/>
               </w:rPr>
@@ -800,7 +814,7 @@
             <w:r>
               <w:rPr>
                 <w:rFonts w:ascii="Arial" w:cs="Arial" w:eastAsia="Arial" w:hAnsi="Arial"/>
-                <w:color w:val="5B6475"/>
+                <w:color w:val="575F5C"/>
                 <w:sz w:val="14"/>
                 <w:szCs w:val="14"/>
               </w:rPr>
@@ -873,7 +887,7 @@
             <w:r>
               <w:rPr>
                 <w:rFonts w:ascii="Arial" w:cs="Arial" w:eastAsia="Arial" w:hAnsi="Arial"/>
-                <w:color w:val="5B6475"/>
+                <w:color w:val="575F5C"/>
                 <w:sz w:val="14"/>
                 <w:szCs w:val="14"/>
               </w:rPr>
@@ -890,7 +904,7 @@
       <w:r>
         <w:rPr>
           <w:rFonts w:ascii="Arial" w:cs="Arial" w:eastAsia="Arial" w:hAnsi="Arial"/>
-          <w:color w:val="3D4556"/>
+          <w:color w:val="3A423F"/>
           <w:sz w:val="17"/>
           <w:szCs w:val="17"/>
         </w:rPr>
@@ -900,7 +914,7 @@
     <w:p>
       <w:pPr>
         <w:pBdr>
-          <w:bottom w:val="single" w:color="E3E6EE" w:sz="4" w:space="4"/>
+          <w:bottom w:val="single" w:color="E2E5E1" w:sz="4" w:space="4"/>
         </w:pBdr>
         <w:spacing w:after="80" w:before="160"/>
       </w:pPr>
@@ -909,7 +923,7 @@
           <w:rFonts w:ascii="Arial" w:cs="Arial" w:eastAsia="Arial" w:hAnsi="Arial"/>
           <w:b/>
           <w:bCs/>
-          <w:color w:val="4636B0"/>
+          <w:color w:val="14181A"/>
           <w:spacing w:val="24"/>
           <w:sz w:val="15"/>
           <w:szCs w:val="15"/>
@@ -955,7 +969,7 @@
                 <w:rFonts w:ascii="Arial" w:cs="Arial" w:eastAsia="Arial" w:hAnsi="Arial"/>
                 <w:b/>
                 <w:bCs/>
-                <w:color w:val="6366F1"/>
+                <w:color w:val="1E4D3B"/>
                 <w:sz w:val="17"/>
                 <w:szCs w:val="17"/>
               </w:rPr>
@@ -964,7 +978,7 @@
             <w:r>
               <w:rPr>
                 <w:rFonts w:ascii="Arial" w:cs="Arial" w:eastAsia="Arial" w:hAnsi="Arial"/>
-                <w:color w:val="3D4556"/>
+                <w:color w:val="3A423F"/>
                 <w:sz w:val="17"/>
                 <w:szCs w:val="17"/>
               </w:rPr>
@@ -981,7 +995,7 @@
                 <w:rFonts w:ascii="Arial" w:cs="Arial" w:eastAsia="Arial" w:hAnsi="Arial"/>
                 <w:b/>
                 <w:bCs/>
-                <w:color w:val="6366F1"/>
+                <w:color w:val="1E4D3B"/>
                 <w:sz w:val="17"/>
                 <w:szCs w:val="17"/>
               </w:rPr>
@@ -990,7 +1004,7 @@
             <w:r>
               <w:rPr>
                 <w:rFonts w:ascii="Arial" w:cs="Arial" w:eastAsia="Arial" w:hAnsi="Arial"/>
-                <w:color w:val="3D4556"/>
+                <w:color w:val="3A423F"/>
                 <w:sz w:val="17"/>
                 <w:szCs w:val="17"/>
               </w:rPr>
@@ -1007,7 +1021,7 @@
                 <w:rFonts w:ascii="Arial" w:cs="Arial" w:eastAsia="Arial" w:hAnsi="Arial"/>
                 <w:b/>
                 <w:bCs/>
-                <w:color w:val="6366F1"/>
+                <w:color w:val="1E4D3B"/>
                 <w:sz w:val="17"/>
                 <w:szCs w:val="17"/>
               </w:rPr>
@@ -1016,7 +1030,7 @@
             <w:r>
               <w:rPr>
                 <w:rFonts w:ascii="Arial" w:cs="Arial" w:eastAsia="Arial" w:hAnsi="Arial"/>
-                <w:color w:val="3D4556"/>
+                <w:color w:val="3A423F"/>
                 <w:sz w:val="17"/>
                 <w:szCs w:val="17"/>
               </w:rPr>
@@ -1056,7 +1070,7 @@
                 <w:rFonts w:ascii="Arial" w:cs="Arial" w:eastAsia="Arial" w:hAnsi="Arial"/>
                 <w:b/>
                 <w:bCs/>
-                <w:color w:val="6366F1"/>
+                <w:color w:val="1E4D3B"/>
                 <w:sz w:val="17"/>
                 <w:szCs w:val="17"/>
               </w:rPr>
@@ -1065,7 +1079,7 @@
             <w:r>
               <w:rPr>
                 <w:rFonts w:ascii="Arial" w:cs="Arial" w:eastAsia="Arial" w:hAnsi="Arial"/>
-                <w:color w:val="3D4556"/>
+                <w:color w:val="3A423F"/>
                 <w:sz w:val="17"/>
                 <w:szCs w:val="17"/>
               </w:rPr>
@@ -1082,7 +1096,7 @@
                 <w:rFonts w:ascii="Arial" w:cs="Arial" w:eastAsia="Arial" w:hAnsi="Arial"/>
                 <w:b/>
                 <w:bCs/>
-                <w:color w:val="6366F1"/>
+                <w:color w:val="1E4D3B"/>
                 <w:sz w:val="17"/>
                 <w:szCs w:val="17"/>
               </w:rPr>
@@ -1091,7 +1105,7 @@
             <w:r>
               <w:rPr>
                 <w:rFonts w:ascii="Arial" w:cs="Arial" w:eastAsia="Arial" w:hAnsi="Arial"/>
-                <w:color w:val="3D4556"/>
+                <w:color w:val="3A423F"/>
                 <w:sz w:val="17"/>
                 <w:szCs w:val="17"/>
               </w:rPr>
@@ -1108,7 +1122,7 @@
                 <w:rFonts w:ascii="Arial" w:cs="Arial" w:eastAsia="Arial" w:hAnsi="Arial"/>
                 <w:b/>
                 <w:bCs/>
-                <w:color w:val="6366F1"/>
+                <w:color w:val="1E4D3B"/>
                 <w:sz w:val="17"/>
                 <w:szCs w:val="17"/>
               </w:rPr>
@@ -1117,7 +1131,7 @@
             <w:r>
               <w:rPr>
                 <w:rFonts w:ascii="Arial" w:cs="Arial" w:eastAsia="Arial" w:hAnsi="Arial"/>
-                <w:color w:val="3D4556"/>
+                <w:color w:val="3A423F"/>
                 <w:sz w:val="17"/>
                 <w:szCs w:val="17"/>
               </w:rPr>
@@ -1134,7 +1148,7 @@
       <w:r>
         <w:rPr>
           <w:rFonts w:ascii="Arial" w:cs="Arial" w:eastAsia="Arial" w:hAnsi="Arial"/>
-          <w:color w:val="3D4556"/>
+          <w:color w:val="3A423F"/>
           <w:sz w:val="17"/>
           <w:szCs w:val="17"/>
         </w:rPr>
@@ -1162,7 +1176,7 @@
         <w:tc>
           <w:tcPr>
             <w:tcW w:type="dxa" w:w="4932"/>
-            <w:shd w:fill="F4F5F9" w:color="auto" w:val="clear"/>
+            <w:shd w:fill="F2F3F1" w:color="auto" w:val="clear"/>
             <w:tcMar>
               <w:top w:type="dxa" w:w="113"/>
               <w:left w:type="dxa" w:w="170"/>
@@ -1173,7 +1187,7 @@
           <w:p>
             <w:pPr>
               <w:pBdr>
-                <w:bottom w:val="single" w:color="E3E6EE" w:sz="4" w:space="4"/>
+                <w:bottom w:val="single" w:color="E2E5E1" w:sz="4" w:space="4"/>
               </w:pBdr>
               <w:spacing w:after="80" w:before="160"/>
             </w:pPr>
@@ -1182,7 +1196,7 @@
                 <w:rFonts w:ascii="Arial" w:cs="Arial" w:eastAsia="Arial" w:hAnsi="Arial"/>
                 <w:b/>
                 <w:bCs/>
-                <w:color w:val="4636B0"/>
+                <w:color w:val="14181A"/>
                 <w:spacing w:val="24"/>
                 <w:sz w:val="15"/>
                 <w:szCs w:val="15"/>
@@ -1199,7 +1213,7 @@
                 <w:rFonts w:ascii="Arial" w:cs="Arial" w:eastAsia="Arial" w:hAnsi="Arial"/>
                 <w:b/>
                 <w:bCs/>
-                <w:color w:val="0B0F19"/>
+                <w:color w:val="14181A"/>
                 <w:sz w:val="16"/>
                 <w:szCs w:val="16"/>
               </w:rPr>
@@ -1208,11 +1222,11 @@
             <w:r>
               <w:rPr>
                 <w:rFonts w:ascii="Arial" w:cs="Arial" w:eastAsia="Arial" w:hAnsi="Arial"/>
-                <w:color w:val="3D4556"/>
-                <w:sz w:val="16"/>
-                <w:szCs w:val="16"/>
-              </w:rPr>
-              <w:t xml:space="preserve">iOS 16.4 ou plus récent. iPad pris en charge.</w:t>
+                <w:color w:val="3A423F"/>
+                <w:sz w:val="16"/>
+                <w:szCs w:val="16"/>
+              </w:rPr>
+              <w:t xml:space="preserve">iOS 16.4 ou plus récent.</w:t>
             </w:r>
           </w:p>
           <w:p>
@@ -1224,7 +1238,7 @@
                 <w:rFonts w:ascii="Arial" w:cs="Arial" w:eastAsia="Arial" w:hAnsi="Arial"/>
                 <w:b/>
                 <w:bCs/>
-                <w:color w:val="0B0F19"/>
+                <w:color w:val="14181A"/>
                 <w:sz w:val="16"/>
                 <w:szCs w:val="16"/>
               </w:rPr>
@@ -1233,7 +1247,7 @@
             <w:r>
               <w:rPr>
                 <w:rFonts w:ascii="Arial" w:cs="Arial" w:eastAsia="Arial" w:hAnsi="Arial"/>
-                <w:color w:val="3D4556"/>
+                <w:color w:val="3A423F"/>
                 <w:sz w:val="16"/>
                 <w:szCs w:val="16"/>
               </w:rPr>
@@ -1249,7 +1263,7 @@
                 <w:rFonts w:ascii="Arial" w:cs="Arial" w:eastAsia="Arial" w:hAnsi="Arial"/>
                 <w:b/>
                 <w:bCs/>
-                <w:color w:val="0B0F19"/>
+                <w:color w:val="14181A"/>
                 <w:sz w:val="16"/>
                 <w:szCs w:val="16"/>
               </w:rPr>
@@ -1258,7 +1272,7 @@
             <w:r>
               <w:rPr>
                 <w:rFonts w:ascii="Arial" w:cs="Arial" w:eastAsia="Arial" w:hAnsi="Arial"/>
-                <w:color w:val="3D4556"/>
+                <w:color w:val="3A423F"/>
                 <w:sz w:val="16"/>
                 <w:szCs w:val="16"/>
               </w:rPr>
@@ -1274,7 +1288,7 @@
                 <w:rFonts w:ascii="Arial" w:cs="Arial" w:eastAsia="Arial" w:hAnsi="Arial"/>
                 <w:b/>
                 <w:bCs/>
-                <w:color w:val="0B0F19"/>
+                <w:color w:val="14181A"/>
                 <w:sz w:val="16"/>
                 <w:szCs w:val="16"/>
               </w:rPr>
@@ -1283,7 +1297,7 @@
             <w:r>
               <w:rPr>
                 <w:rFonts w:ascii="Arial" w:cs="Arial" w:eastAsia="Arial" w:hAnsi="Arial"/>
-                <w:color w:val="3D4556"/>
+                <w:color w:val="3A423F"/>
                 <w:sz w:val="16"/>
                 <w:szCs w:val="16"/>
               </w:rPr>
@@ -1299,7 +1313,7 @@
                 <w:rFonts w:ascii="Arial" w:cs="Arial" w:eastAsia="Arial" w:hAnsi="Arial"/>
                 <w:b/>
                 <w:bCs/>
-                <w:color w:val="0B0F19"/>
+                <w:color w:val="14181A"/>
                 <w:sz w:val="16"/>
                 <w:szCs w:val="16"/>
               </w:rPr>
@@ -1308,7 +1322,7 @@
             <w:r>
               <w:rPr>
                 <w:rFonts w:ascii="Arial" w:cs="Arial" w:eastAsia="Arial" w:hAnsi="Arial"/>
-                <w:color w:val="3D4556"/>
+                <w:color w:val="3A423F"/>
                 <w:sz w:val="16"/>
                 <w:szCs w:val="16"/>
               </w:rPr>
@@ -1331,7 +1345,7 @@
         <w:tc>
           <w:tcPr>
             <w:tcW w:type="dxa" w:w="4932"/>
-            <w:shd w:fill="F4F5F9" w:color="auto" w:val="clear"/>
+            <w:shd w:fill="F2F3F1" w:color="auto" w:val="clear"/>
             <w:tcMar>
               <w:top w:type="dxa" w:w="113"/>
               <w:left w:type="dxa" w:w="170"/>
@@ -1342,7 +1356,7 @@
           <w:p>
             <w:pPr>
               <w:pBdr>
-                <w:bottom w:val="single" w:color="E3E6EE" w:sz="4" w:space="4"/>
+                <w:bottom w:val="single" w:color="E2E5E1" w:sz="4" w:space="4"/>
               </w:pBdr>
               <w:spacing w:after="80" w:before="160"/>
             </w:pPr>
@@ -1351,7 +1365,7 @@
                 <w:rFonts w:ascii="Arial" w:cs="Arial" w:eastAsia="Arial" w:hAnsi="Arial"/>
                 <w:b/>
                 <w:bCs/>
-                <w:color w:val="4636B0"/>
+                <w:color w:val="14181A"/>
                 <w:spacing w:val="24"/>
                 <w:sz w:val="15"/>
                 <w:szCs w:val="15"/>
@@ -1368,7 +1382,7 @@
                 <w:rFonts w:ascii="Arial" w:cs="Arial" w:eastAsia="Arial" w:hAnsi="Arial"/>
                 <w:b/>
                 <w:bCs/>
-                <w:color w:val="0B0F19"/>
+                <w:color w:val="14181A"/>
                 <w:sz w:val="16"/>
                 <w:szCs w:val="16"/>
               </w:rPr>
@@ -1377,7 +1391,7 @@
             <w:r>
               <w:rPr>
                 <w:rFonts w:ascii="Arial" w:cs="Arial" w:eastAsia="Arial" w:hAnsi="Arial"/>
-                <w:color w:val="3D4556"/>
+                <w:color w:val="3A423F"/>
                 <w:sz w:val="16"/>
                 <w:szCs w:val="16"/>
               </w:rPr>
@@ -1393,7 +1407,7 @@
                 <w:rFonts w:ascii="Arial" w:cs="Arial" w:eastAsia="Arial" w:hAnsi="Arial"/>
                 <w:b/>
                 <w:bCs/>
-                <w:color w:val="0B0F19"/>
+                <w:color w:val="14181A"/>
                 <w:sz w:val="16"/>
                 <w:szCs w:val="16"/>
               </w:rPr>
@@ -1402,7 +1416,7 @@
             <w:r>
               <w:rPr>
                 <w:rFonts w:ascii="Arial" w:cs="Arial" w:eastAsia="Arial" w:hAnsi="Arial"/>
-                <w:color w:val="3D4556"/>
+                <w:color w:val="3A423F"/>
                 <w:sz w:val="16"/>
                 <w:szCs w:val="16"/>
               </w:rPr>
@@ -1418,7 +1432,7 @@
                 <w:rFonts w:ascii="Arial" w:cs="Arial" w:eastAsia="Arial" w:hAnsi="Arial"/>
                 <w:b/>
                 <w:bCs/>
-                <w:color w:val="0B0F19"/>
+                <w:color w:val="14181A"/>
                 <w:sz w:val="16"/>
                 <w:szCs w:val="16"/>
               </w:rPr>
@@ -1427,11 +1441,11 @@
             <w:r>
               <w:rPr>
                 <w:rFonts w:ascii="Arial" w:cs="Arial" w:eastAsia="Arial" w:hAnsi="Arial"/>
-                <w:color w:val="3D4556"/>
-                <w:sz w:val="16"/>
-                <w:szCs w:val="16"/>
-              </w:rPr>
-              <w:t xml:space="preserve">1.0.0</w:t>
+                <w:color w:val="3A423F"/>
+                <w:sz w:val="16"/>
+                <w:szCs w:val="16"/>
+              </w:rPr>
+              <w:t xml:space="preserve">1.0.0 (build 4)</w:t>
             </w:r>
           </w:p>
           <w:p>
@@ -1443,7 +1457,7 @@
                 <w:rFonts w:ascii="Arial" w:cs="Arial" w:eastAsia="Arial" w:hAnsi="Arial"/>
                 <w:b/>
                 <w:bCs/>
-                <w:color w:val="0B0F19"/>
+                <w:color w:val="14181A"/>
                 <w:sz w:val="16"/>
                 <w:szCs w:val="16"/>
               </w:rPr>
@@ -1452,7 +1466,7 @@
             <w:r>
               <w:rPr>
                 <w:rFonts w:ascii="Arial" w:cs="Arial" w:eastAsia="Arial" w:hAnsi="Arial"/>
-                <w:color w:val="3D4556"/>
+                <w:color w:val="3A423F"/>
                 <w:sz w:val="16"/>
                 <w:szCs w:val="16"/>
               </w:rPr>
@@ -1468,7 +1482,7 @@
                 <w:rFonts w:ascii="Arial" w:cs="Arial" w:eastAsia="Arial" w:hAnsi="Arial"/>
                 <w:b/>
                 <w:bCs/>
-                <w:color w:val="0B0F19"/>
+                <w:color w:val="14181A"/>
                 <w:sz w:val="16"/>
                 <w:szCs w:val="16"/>
               </w:rPr>
@@ -1477,7 +1491,7 @@
             <w:r>
               <w:rPr>
                 <w:rFonts w:ascii="Arial" w:cs="Arial" w:eastAsia="Arial" w:hAnsi="Arial"/>
-                <w:color w:val="3D4556"/>
+                <w:color w:val="3A423F"/>
                 <w:sz w:val="16"/>
                 <w:szCs w:val="16"/>
               </w:rPr>
@@ -1493,7 +1507,7 @@
                 <w:rFonts w:ascii="Arial" w:cs="Arial" w:eastAsia="Arial" w:hAnsi="Arial"/>
                 <w:b/>
                 <w:bCs/>
-                <w:color w:val="0B0F19"/>
+                <w:color w:val="14181A"/>
                 <w:sz w:val="16"/>
                 <w:szCs w:val="16"/>
               </w:rPr>
@@ -1502,7 +1516,7 @@
             <w:r>
               <w:rPr>
                 <w:rFonts w:ascii="Arial" w:cs="Arial" w:eastAsia="Arial" w:hAnsi="Arial"/>
-                <w:color w:val="3D4556"/>
+                <w:color w:val="3A423F"/>
                 <w:sz w:val="16"/>
                 <w:szCs w:val="16"/>
               </w:rPr>
@@ -1518,7 +1532,7 @@
                 <w:rFonts w:ascii="Arial" w:cs="Arial" w:eastAsia="Arial" w:hAnsi="Arial"/>
                 <w:b/>
                 <w:bCs/>
-                <w:color w:val="0B0F19"/>
+                <w:color w:val="14181A"/>
                 <w:sz w:val="16"/>
                 <w:szCs w:val="16"/>
               </w:rPr>
@@ -1527,7 +1541,7 @@
             <w:r>
               <w:rPr>
                 <w:rFonts w:ascii="Arial" w:cs="Arial" w:eastAsia="Arial" w:hAnsi="Arial"/>
-                <w:color w:val="3D4556"/>
+                <w:color w:val="3A423F"/>
                 <w:sz w:val="16"/>
                 <w:szCs w:val="16"/>
               </w:rPr>
@@ -1543,7 +1557,7 @@
                 <w:rFonts w:ascii="Arial" w:cs="Arial" w:eastAsia="Arial" w:hAnsi="Arial"/>
                 <w:b/>
                 <w:bCs/>
-                <w:color w:val="0B0F19"/>
+                <w:color w:val="14181A"/>
                 <w:sz w:val="16"/>
                 <w:szCs w:val="16"/>
               </w:rPr>
@@ -1552,7 +1566,7 @@
             <w:r>
               <w:rPr>
                 <w:rFonts w:ascii="Arial" w:cs="Arial" w:eastAsia="Arial" w:hAnsi="Arial"/>
-                <w:color w:val="3D4556"/>
+                <w:color w:val="3A423F"/>
                 <w:sz w:val="16"/>
                 <w:szCs w:val="16"/>
               </w:rPr>
@@ -1565,7 +1579,7 @@
     <w:p>
       <w:pPr>
         <w:pBdr>
-          <w:bottom w:val="single" w:color="E3E6EE" w:sz="4" w:space="4"/>
+          <w:bottom w:val="single" w:color="E2E5E1" w:sz="4" w:space="4"/>
         </w:pBdr>
         <w:spacing w:after="80" w:before="160"/>
       </w:pPr>
@@ -1574,7 +1588,7 @@
           <w:rFonts w:ascii="Arial" w:cs="Arial" w:eastAsia="Arial" w:hAnsi="Arial"/>
           <w:b/>
           <w:bCs/>
-          <w:color w:val="4636B0"/>
+          <w:color w:val="14181A"/>
           <w:spacing w:val="24"/>
           <w:sz w:val="15"/>
           <w:szCs w:val="15"/>
@@ -1619,7 +1633,7 @@
                 <w:rFonts w:ascii="Arial" w:cs="Arial" w:eastAsia="Arial" w:hAnsi="Arial"/>
                 <w:b/>
                 <w:bCs/>
-                <w:color w:val="0B0F19"/>
+                <w:color w:val="14181A"/>
                 <w:sz w:val="17"/>
                 <w:szCs w:val="17"/>
               </w:rPr>
@@ -1633,7 +1647,7 @@
             <w:r>
               <w:rPr>
                 <w:rFonts w:ascii="Arial" w:cs="Arial" w:eastAsia="Arial" w:hAnsi="Arial"/>
-                <w:color w:val="6366F1"/>
+                <w:color w:val="1E4D3B"/>
                 <w:sz w:val="15"/>
                 <w:szCs w:val="15"/>
               </w:rPr>
@@ -1672,7 +1686,7 @@
                 <w:rFonts w:ascii="Arial" w:cs="Arial" w:eastAsia="Arial" w:hAnsi="Arial"/>
                 <w:b/>
                 <w:bCs/>
-                <w:color w:val="0B0F19"/>
+                <w:color w:val="14181A"/>
                 <w:sz w:val="17"/>
                 <w:szCs w:val="17"/>
               </w:rPr>
@@ -1686,7 +1700,7 @@
             <w:r>
               <w:rPr>
                 <w:rFonts w:ascii="Arial" w:cs="Arial" w:eastAsia="Arial" w:hAnsi="Arial"/>
-                <w:color w:val="6366F1"/>
+                <w:color w:val="1E4D3B"/>
                 <w:sz w:val="15"/>
                 <w:szCs w:val="15"/>
               </w:rPr>
@@ -1705,7 +1719,7 @@
           <w:rFonts w:ascii="Arial" w:cs="Arial" w:eastAsia="Arial" w:hAnsi="Arial"/>
           <w:i/>
           <w:iCs/>
-          <w:color w:val="5B6475"/>
+          <w:color w:val="575F5C"/>
           <w:sz w:val="15"/>
           <w:szCs w:val="15"/>
         </w:rPr>
@@ -1715,18 +1729,18 @@
     <w:p>
       <w:pPr>
         <w:pBdr>
-          <w:top w:val="single" w:color="E3E6EE" w:sz="4" w:space="5"/>
+          <w:top w:val="single" w:color="E2E5E1" w:sz="4" w:space="5"/>
         </w:pBdr>
         <w:spacing w:after="0" w:before="130"/>
       </w:pPr>
       <w:r>
         <w:rPr>
           <w:rFonts w:ascii="Arial" w:cs="Arial" w:eastAsia="Arial" w:hAnsi="Arial"/>
-          <w:color w:val="5B6475"/>
+          <w:color w:val="575F5C"/>
           <w:sz w:val="14"/>
           <w:szCs w:val="14"/>
         </w:rPr>
-        <w:t xml:space="preserve">Devkaylab · contact@quantinvo.com · www.quantinvo.com — fiche établie le 2 septembre 2026, application version 1.0.0.</w:t>
+        <w:t xml:space="preserve">Devkaylab · contact@quantinvo.com · www.quantinvo.com — fiche établie le 9 septembre 2026, application version 1.0.0.</w:t>
       </w:r>
     </w:p>
     <w:sectPr>
